--- a/CustomerChurn/src/05_data_preparation/data preparation.docx
+++ b/CustomerChurn/src/05_data_preparation/data preparation.docx
@@ -3,6 +3,108 @@
 <w:document xmlns:wpc="http://schemas.microsoft.com/office/word/2010/wordprocessingCanvas" xmlns:cx="http://schemas.microsoft.com/office/drawing/2014/chartex" xmlns:cx1="http://schemas.microsoft.com/office/drawing/2015/9/8/chartex" xmlns:cx2="http://schemas.microsoft.com/office/drawing/2015/10/21/chartex" xmlns:cx3="http://schemas.microsoft.com/office/drawing/2016/5/9/chartex" xmlns:cx4="http://schemas.microsoft.com/office/drawing/2016/5/10/chartex" xmlns:cx5="http://schemas.microsoft.com/office/drawing/2016/5/11/chartex" xmlns:cx6="http://schemas.microsoft.com/office/drawing/2016/5/12/chartex" xmlns:cx7="http://schemas.microsoft.com/office/drawing/2016/5/13/chartex" xmlns:cx8="http://schemas.microsoft.com/office/drawing/2016/5/14/chartex" xmlns:mc="http://schemas.openxmlformats.org/markup-compatibility/2006" xmlns:aink="http://schemas.microsoft.com/office/drawing/2016/ink" xmlns:am3d="http://schemas.microsoft.com/office/drawing/2017/model3d" xmlns:o="urn:schemas-microsoft-com:office:office" xmlns:oel="http://schemas.microsoft.com/office/2019/extlst" xmlns:r="http://schemas.openxmlformats.org/officeDocument/2006/relationships" xmlns:m="http://schemas.openxmlformats.org/officeDocument/2006/math" xmlns:v="urn:schemas-microsoft-com:vml" xmlns:wp14="http://schemas.microsoft.com/office/word/2010/wordprocessingDrawing" xmlns:wp="http://schemas.openxmlformats.org/drawingml/2006/wordprocessingDrawing" xmlns:w10="urn:schemas-microsoft-com:office:word" xmlns:w="http://schemas.openxmlformats.org/wordprocessingml/2006/main" xmlns:w14="http://schemas.microsoft.com/office/word/2010/wordml" xmlns:w15="http://schemas.microsoft.com/office/word/2012/wordml" xmlns:w16cex="http://schemas.microsoft.com/office/word/2018/wordml/cex" xmlns:w16cid="http://schemas.microsoft.com/office/word/2016/wordml/cid" xmlns:w16="http://schemas.microsoft.com/office/word/2018/wordml" xmlns:w16du="http://schemas.microsoft.com/office/word/2023/wordml/word16du" xmlns:w16sdtdh="http://schemas.microsoft.com/office/word/2020/wordml/sdtdatahash" xmlns:w16sdtfl="http://schemas.microsoft.com/office/word/2024/wordml/sdtformatlock" xmlns:w16se="http://schemas.microsoft.com/office/word/2015/wordml/symex" xmlns:wpg="http://schemas.microsoft.com/office/word/2010/wordprocessingGroup" xmlns:wpi="http://schemas.microsoft.com/office/word/2010/wordprocessingInk" xmlns:wne="http://schemas.microsoft.com/office/word/2006/wordml" xmlns:wps="http://schemas.microsoft.com/office/word/2010/wordprocessingShape" mc:Ignorable="w14 w15 w16se w16cid w16 w16cex w16sdtdh w16sdtfl w16du wp14">
   <w:body>
     <w:p>
+      <w:pPr>
+        <w:pStyle w:val="ListParagraph"/>
+        <w:numPr>
+          <w:ilvl w:val="0"/>
+          <w:numId w:val="9"/>
+        </w:numPr>
+        <w:spacing w:before="100" w:after="200" w:line="276" w:lineRule="auto"/>
+        <w:jc w:val="both"/>
+        <w:rPr>
+          <w:rStyle w:val="SubtleReference"/>
+          <w:sz w:val="22"/>
+          <w:szCs w:val="22"/>
+          <w:u w:val="single"/>
+        </w:rPr>
+      </w:pPr>
+      <w:r>
+        <w:rPr>
+          <w:rStyle w:val="SubtleReference"/>
+          <w:sz w:val="22"/>
+          <w:szCs w:val="22"/>
+          <w:u w:val="single"/>
+        </w:rPr>
+        <w:t>Deliverables:</w:t>
+      </w:r>
+    </w:p>
+    <w:p>
+      <w:pPr>
+        <w:pStyle w:val="ListParagraph"/>
+        <w:numPr>
+          <w:ilvl w:val="1"/>
+          <w:numId w:val="9"/>
+        </w:numPr>
+        <w:spacing w:before="100" w:after="200" w:line="276" w:lineRule="auto"/>
+        <w:jc w:val="both"/>
+        <w:rPr>
+          <w:rStyle w:val="SubtleReference"/>
+          <w:b w:val="0"/>
+          <w:sz w:val="22"/>
+          <w:szCs w:val="22"/>
+        </w:rPr>
+      </w:pPr>
+      <w:r>
+        <w:rPr>
+          <w:rStyle w:val="SubtleReference"/>
+          <w:sz w:val="22"/>
+          <w:szCs w:val="22"/>
+        </w:rPr>
+        <w:t>Jupyter notebook/Python script showcasing the data preparation process</w:t>
+      </w:r>
+    </w:p>
+    <w:p>
+      <w:pPr>
+        <w:pStyle w:val="ListParagraph"/>
+        <w:numPr>
+          <w:ilvl w:val="1"/>
+          <w:numId w:val="9"/>
+        </w:numPr>
+        <w:spacing w:before="100" w:after="200" w:line="276" w:lineRule="auto"/>
+        <w:jc w:val="both"/>
+        <w:rPr>
+          <w:rStyle w:val="SubtleReference"/>
+          <w:b w:val="0"/>
+          <w:sz w:val="22"/>
+          <w:szCs w:val="22"/>
+        </w:rPr>
+      </w:pPr>
+      <w:r>
+        <w:rPr>
+          <w:rStyle w:val="SubtleReference"/>
+          <w:sz w:val="22"/>
+          <w:szCs w:val="22"/>
+        </w:rPr>
+        <w:t>Visualizations and summary statistics (e.g., histograms, box plots)</w:t>
+      </w:r>
+    </w:p>
+    <w:p>
+      <w:pPr>
+        <w:pStyle w:val="ListParagraph"/>
+        <w:numPr>
+          <w:ilvl w:val="1"/>
+          <w:numId w:val="9"/>
+        </w:numPr>
+        <w:spacing w:before="100" w:after="200" w:line="276" w:lineRule="auto"/>
+        <w:jc w:val="both"/>
+        <w:rPr>
+          <w:rStyle w:val="SubtleReference"/>
+          <w:b w:val="0"/>
+          <w:sz w:val="22"/>
+          <w:szCs w:val="22"/>
+        </w:rPr>
+      </w:pPr>
+      <w:r>
+        <w:rPr>
+          <w:rStyle w:val="SubtleReference"/>
+          <w:sz w:val="22"/>
+          <w:szCs w:val="22"/>
+        </w:rPr>
+        <w:t>A clean dataset ready for transformations</w:t>
+      </w:r>
+    </w:p>
+    <w:p/>
+    <w:p>
       <w:r>
         <w:t>We have 2 components for data preparation,</w:t>
       </w:r>
@@ -19,14 +121,7 @@
     <w:p>
       <w:r>
         <w:tab/>
-      </w:r>
-      <w:proofErr w:type="gramStart"/>
-      <w:r>
-        <w:t>eda.ipynb</w:t>
-      </w:r>
-      <w:proofErr w:type="gramEnd"/>
-      <w:r>
-        <w:t xml:space="preserve"> – perform eda and create visualizations</w:t>
+        <w:t>eda.ipynb – perform eda and create visualizations</w:t>
       </w:r>
     </w:p>
     <w:p/>
@@ -66,7 +161,7 @@
     <w:p>
       <w:r>
         <w:pict w14:anchorId="70A9ACCE">
-          <v:rect id="_x0000_i1031" style="width:0;height:1.5pt" o:hralign="center" o:hrstd="t" o:hr="t" fillcolor="#a0a0a0" stroked="f"/>
+          <v:rect id="_x0000_i1025" style="width:0;height:1.5pt" o:hralign="center" o:hrstd="t" o:hr="t" fillcolor="#a0a0a0" stroked="f"/>
         </w:pict>
       </w:r>
     </w:p>
@@ -289,6 +384,7 @@
           <w:b/>
           <w:bCs/>
         </w:rPr>
+        <w:lastRenderedPageBreak/>
         <w:t>Data Saving &amp; Merging</w:t>
       </w:r>
     </w:p>
@@ -352,7 +448,6 @@
         </w:numPr>
       </w:pPr>
       <w:r>
-        <w:lastRenderedPageBreak/>
         <w:t>Locates raw data files in "data/raw".</w:t>
       </w:r>
     </w:p>
@@ -410,6 +505,9 @@
       </w:r>
       <w:r>
         <w:t>is the html export of notebook created for this purpose</w:t>
+      </w:r>
+      <w:r>
+        <w:t>. Also added in deliverables</w:t>
       </w:r>
     </w:p>
     <w:p/>
@@ -435,10 +533,10 @@
             <v:path o:extrusionok="f" gradientshapeok="t" o:connecttype="rect"/>
             <o:lock v:ext="edit" aspectratio="t"/>
           </v:shapetype>
-          <v:shape id="_x0000_i1033" type="#_x0000_t75" style="width:76.2pt;height:49.2pt" o:ole="">
+          <v:shape id="_x0000_i1026" type="#_x0000_t75" style="width:76.2pt;height:49.2pt" o:ole="">
             <v:imagedata r:id="rId5" o:title=""/>
           </v:shape>
-          <o:OLEObject Type="Embed" ProgID="Package" ShapeID="_x0000_i1033" DrawAspect="Icon" ObjectID="_1803378216" r:id="rId6"/>
+          <o:OLEObject Type="Embed" ProgID="Package" ShapeID="_x0000_i1026" DrawAspect="Icon" ObjectID="_1803411943" r:id="rId6"/>
         </w:object>
       </w:r>
     </w:p>
@@ -911,6 +1009,119 @@
     </w:lvl>
   </w:abstractNum>
   <w:abstractNum w:abstractNumId="4" w15:restartNumberingAfterBreak="0">
+    <w:nsid w:val="4199564F"/>
+    <w:multiLevelType w:val="hybridMultilevel"/>
+    <w:tmpl w:val="B97EA9C0"/>
+    <w:lvl w:ilvl="0" w:tplc="40090001">
+      <w:start w:val="1"/>
+      <w:numFmt w:val="bullet"/>
+      <w:lvlText w:val=""/>
+      <w:lvlJc w:val="left"/>
+      <w:pPr>
+        <w:ind w:left="720" w:hanging="360"/>
+      </w:pPr>
+      <w:rPr>
+        <w:rFonts w:ascii="Symbol" w:hAnsi="Symbol" w:hint="default"/>
+      </w:rPr>
+    </w:lvl>
+    <w:lvl w:ilvl="1" w:tplc="40090003">
+      <w:start w:val="1"/>
+      <w:numFmt w:val="bullet"/>
+      <w:lvlText w:val="o"/>
+      <w:lvlJc w:val="left"/>
+      <w:pPr>
+        <w:ind w:left="1440" w:hanging="360"/>
+      </w:pPr>
+      <w:rPr>
+        <w:rFonts w:ascii="Courier New" w:hAnsi="Courier New" w:cs="Courier New" w:hint="default"/>
+      </w:rPr>
+    </w:lvl>
+    <w:lvl w:ilvl="2" w:tplc="40090005" w:tentative="1">
+      <w:start w:val="1"/>
+      <w:numFmt w:val="bullet"/>
+      <w:lvlText w:val=""/>
+      <w:lvlJc w:val="left"/>
+      <w:pPr>
+        <w:ind w:left="2160" w:hanging="360"/>
+      </w:pPr>
+      <w:rPr>
+        <w:rFonts w:ascii="Wingdings" w:hAnsi="Wingdings" w:hint="default"/>
+      </w:rPr>
+    </w:lvl>
+    <w:lvl w:ilvl="3" w:tplc="40090001" w:tentative="1">
+      <w:start w:val="1"/>
+      <w:numFmt w:val="bullet"/>
+      <w:lvlText w:val=""/>
+      <w:lvlJc w:val="left"/>
+      <w:pPr>
+        <w:ind w:left="2880" w:hanging="360"/>
+      </w:pPr>
+      <w:rPr>
+        <w:rFonts w:ascii="Symbol" w:hAnsi="Symbol" w:hint="default"/>
+      </w:rPr>
+    </w:lvl>
+    <w:lvl w:ilvl="4" w:tplc="40090003" w:tentative="1">
+      <w:start w:val="1"/>
+      <w:numFmt w:val="bullet"/>
+      <w:lvlText w:val="o"/>
+      <w:lvlJc w:val="left"/>
+      <w:pPr>
+        <w:ind w:left="3600" w:hanging="360"/>
+      </w:pPr>
+      <w:rPr>
+        <w:rFonts w:ascii="Courier New" w:hAnsi="Courier New" w:cs="Courier New" w:hint="default"/>
+      </w:rPr>
+    </w:lvl>
+    <w:lvl w:ilvl="5" w:tplc="40090005" w:tentative="1">
+      <w:start w:val="1"/>
+      <w:numFmt w:val="bullet"/>
+      <w:lvlText w:val=""/>
+      <w:lvlJc w:val="left"/>
+      <w:pPr>
+        <w:ind w:left="4320" w:hanging="360"/>
+      </w:pPr>
+      <w:rPr>
+        <w:rFonts w:ascii="Wingdings" w:hAnsi="Wingdings" w:hint="default"/>
+      </w:rPr>
+    </w:lvl>
+    <w:lvl w:ilvl="6" w:tplc="40090001" w:tentative="1">
+      <w:start w:val="1"/>
+      <w:numFmt w:val="bullet"/>
+      <w:lvlText w:val=""/>
+      <w:lvlJc w:val="left"/>
+      <w:pPr>
+        <w:ind w:left="5040" w:hanging="360"/>
+      </w:pPr>
+      <w:rPr>
+        <w:rFonts w:ascii="Symbol" w:hAnsi="Symbol" w:hint="default"/>
+      </w:rPr>
+    </w:lvl>
+    <w:lvl w:ilvl="7" w:tplc="40090003" w:tentative="1">
+      <w:start w:val="1"/>
+      <w:numFmt w:val="bullet"/>
+      <w:lvlText w:val="o"/>
+      <w:lvlJc w:val="left"/>
+      <w:pPr>
+        <w:ind w:left="5760" w:hanging="360"/>
+      </w:pPr>
+      <w:rPr>
+        <w:rFonts w:ascii="Courier New" w:hAnsi="Courier New" w:cs="Courier New" w:hint="default"/>
+      </w:rPr>
+    </w:lvl>
+    <w:lvl w:ilvl="8" w:tplc="40090005" w:tentative="1">
+      <w:start w:val="1"/>
+      <w:numFmt w:val="bullet"/>
+      <w:lvlText w:val=""/>
+      <w:lvlJc w:val="left"/>
+      <w:pPr>
+        <w:ind w:left="6480" w:hanging="360"/>
+      </w:pPr>
+      <w:rPr>
+        <w:rFonts w:ascii="Wingdings" w:hAnsi="Wingdings" w:hint="default"/>
+      </w:rPr>
+    </w:lvl>
+  </w:abstractNum>
+  <w:abstractNum w:abstractNumId="5" w15:restartNumberingAfterBreak="0">
     <w:nsid w:val="65844A3F"/>
     <w:multiLevelType w:val="hybridMultilevel"/>
     <w:tmpl w:val="4F26BF3E"/>
@@ -1023,7 +1234,7 @@
       </w:rPr>
     </w:lvl>
   </w:abstractNum>
-  <w:abstractNum w:abstractNumId="5" w15:restartNumberingAfterBreak="0">
+  <w:abstractNum w:abstractNumId="6" w15:restartNumberingAfterBreak="0">
     <w:nsid w:val="6652157E"/>
     <w:multiLevelType w:val="hybridMultilevel"/>
     <w:tmpl w:val="7BDE759A"/>
@@ -1136,7 +1347,7 @@
       </w:rPr>
     </w:lvl>
   </w:abstractNum>
-  <w:abstractNum w:abstractNumId="6" w15:restartNumberingAfterBreak="0">
+  <w:abstractNum w:abstractNumId="7" w15:restartNumberingAfterBreak="0">
     <w:nsid w:val="692E45A8"/>
     <w:multiLevelType w:val="hybridMultilevel"/>
     <w:tmpl w:val="2330554A"/>
@@ -1249,7 +1460,7 @@
       </w:rPr>
     </w:lvl>
   </w:abstractNum>
-  <w:abstractNum w:abstractNumId="7" w15:restartNumberingAfterBreak="0">
+  <w:abstractNum w:abstractNumId="8" w15:restartNumberingAfterBreak="0">
     <w:nsid w:val="7BBB0328"/>
     <w:multiLevelType w:val="hybridMultilevel"/>
     <w:tmpl w:val="9B80146E"/>
@@ -1366,13 +1577,13 @@
     <w:abstractNumId w:val="1"/>
   </w:num>
   <w:num w:numId="2" w16cid:durableId="1962760440">
-    <w:abstractNumId w:val="5"/>
+    <w:abstractNumId w:val="6"/>
   </w:num>
   <w:num w:numId="3" w16cid:durableId="455873232">
-    <w:abstractNumId w:val="6"/>
+    <w:abstractNumId w:val="7"/>
   </w:num>
   <w:num w:numId="4" w16cid:durableId="1458062122">
-    <w:abstractNumId w:val="4"/>
+    <w:abstractNumId w:val="5"/>
   </w:num>
   <w:num w:numId="5" w16cid:durableId="1529681187">
     <w:abstractNumId w:val="0"/>
@@ -1384,7 +1595,10 @@
     <w:abstractNumId w:val="2"/>
   </w:num>
   <w:num w:numId="8" w16cid:durableId="1526363490">
-    <w:abstractNumId w:val="7"/>
+    <w:abstractNumId w:val="8"/>
+  </w:num>
+  <w:num w:numId="9" w16cid:durableId="137384578">
+    <w:abstractNumId w:val="4"/>
   </w:num>
 </w:numbering>
 </file>
@@ -1992,6 +2206,7 @@
   <w:style w:type="character" w:default="1" w:styleId="DefaultParagraphFont">
     <w:name w:val="Default Paragraph Font"/>
     <w:uiPriority w:val="1"/>
+    <w:semiHidden/>
     <w:unhideWhenUsed/>
   </w:style>
   <w:style w:type="table" w:default="1" w:styleId="TableNormal">
@@ -2303,6 +2518,17 @@
       <w:smallCaps/>
       <w:color w:val="2F5496" w:themeColor="accent1" w:themeShade="BF"/>
       <w:spacing w:val="5"/>
+    </w:rPr>
+  </w:style>
+  <w:style w:type="character" w:styleId="SubtleReference">
+    <w:name w:val="Subtle Reference"/>
+    <w:uiPriority w:val="31"/>
+    <w:qFormat/>
+    <w:rsid w:val="001B21DF"/>
+    <w:rPr>
+      <w:b/>
+      <w:bCs/>
+      <w:color w:val="4472C4" w:themeColor="accent1"/>
     </w:rPr>
   </w:style>
 </w:styles>

--- a/CustomerChurn/src/05_data_preparation/data preparation.docx
+++ b/CustomerChurn/src/05_data_preparation/data preparation.docx
@@ -2,6 +2,16 @@
 <file path=word/document.xml><?xml version="1.0" encoding="utf-8"?>
 <w:document xmlns:wpc="http://schemas.microsoft.com/office/word/2010/wordprocessingCanvas" xmlns:cx="http://schemas.microsoft.com/office/drawing/2014/chartex" xmlns:cx1="http://schemas.microsoft.com/office/drawing/2015/9/8/chartex" xmlns:cx2="http://schemas.microsoft.com/office/drawing/2015/10/21/chartex" xmlns:cx3="http://schemas.microsoft.com/office/drawing/2016/5/9/chartex" xmlns:cx4="http://schemas.microsoft.com/office/drawing/2016/5/10/chartex" xmlns:cx5="http://schemas.microsoft.com/office/drawing/2016/5/11/chartex" xmlns:cx6="http://schemas.microsoft.com/office/drawing/2016/5/12/chartex" xmlns:cx7="http://schemas.microsoft.com/office/drawing/2016/5/13/chartex" xmlns:cx8="http://schemas.microsoft.com/office/drawing/2016/5/14/chartex" xmlns:mc="http://schemas.openxmlformats.org/markup-compatibility/2006" xmlns:aink="http://schemas.microsoft.com/office/drawing/2016/ink" xmlns:am3d="http://schemas.microsoft.com/office/drawing/2017/model3d" xmlns:o="urn:schemas-microsoft-com:office:office" xmlns:oel="http://schemas.microsoft.com/office/2019/extlst" xmlns:r="http://schemas.openxmlformats.org/officeDocument/2006/relationships" xmlns:m="http://schemas.openxmlformats.org/officeDocument/2006/math" xmlns:v="urn:schemas-microsoft-com:vml" xmlns:wp14="http://schemas.microsoft.com/office/word/2010/wordprocessingDrawing" xmlns:wp="http://schemas.openxmlformats.org/drawingml/2006/wordprocessingDrawing" xmlns:w10="urn:schemas-microsoft-com:office:word" xmlns:w="http://schemas.openxmlformats.org/wordprocessingml/2006/main" xmlns:w14="http://schemas.microsoft.com/office/word/2010/wordml" xmlns:w15="http://schemas.microsoft.com/office/word/2012/wordml" xmlns:w16cex="http://schemas.microsoft.com/office/word/2018/wordml/cex" xmlns:w16cid="http://schemas.microsoft.com/office/word/2016/wordml/cid" xmlns:w16="http://schemas.microsoft.com/office/word/2018/wordml" xmlns:w16du="http://schemas.microsoft.com/office/word/2023/wordml/word16du" xmlns:w16sdtdh="http://schemas.microsoft.com/office/word/2020/wordml/sdtdatahash" xmlns:w16sdtfl="http://schemas.microsoft.com/office/word/2024/wordml/sdtformatlock" xmlns:w16se="http://schemas.microsoft.com/office/word/2015/wordml/symex" xmlns:wpg="http://schemas.microsoft.com/office/word/2010/wordprocessingGroup" xmlns:wpi="http://schemas.microsoft.com/office/word/2010/wordprocessingInk" xmlns:wne="http://schemas.microsoft.com/office/word/2006/wordml" xmlns:wps="http://schemas.microsoft.com/office/word/2010/wordprocessingShape" mc:Ignorable="w14 w15 w16se w16cid w16 w16cex w16sdtdh w16sdtfl w16du wp14">
   <w:body>
+    <w:p>
+      <w:pPr>
+        <w:pStyle w:val="Heading1"/>
+        <w:jc w:val="center"/>
+      </w:pPr>
+      <w:r>
+        <w:t>Data Preparation</w:t>
+      </w:r>
+    </w:p>
+    <w:p/>
     <w:p>
       <w:pPr>
         <w:pStyle w:val="ListParagraph"/>
@@ -115,7 +125,10 @@
         <w:t xml:space="preserve">data_preparation.py – for performing </w:t>
       </w:r>
       <w:r>
-        <w:t>clean, preprocess, and standardize</w:t>
+        <w:t>clean, preprocess, standardize</w:t>
+      </w:r>
+      <w:r>
+        <w:t>, and normalize</w:t>
       </w:r>
     </w:p>
     <w:p>
@@ -342,6 +355,7 @@
         </w:numPr>
       </w:pPr>
       <w:r>
+        <w:lastRenderedPageBreak/>
         <w:t>Standardizes numerical features using Z-score normalization.</w:t>
       </w:r>
     </w:p>
@@ -384,7 +398,6 @@
           <w:b/>
           <w:bCs/>
         </w:rPr>
-        <w:lastRenderedPageBreak/>
         <w:t>Data Saving &amp; Merging</w:t>
       </w:r>
     </w:p>
@@ -536,7 +549,7 @@
           <v:shape id="_x0000_i1026" type="#_x0000_t75" style="width:76.2pt;height:49.2pt" o:ole="">
             <v:imagedata r:id="rId5" o:title=""/>
           </v:shape>
-          <o:OLEObject Type="Embed" ProgID="Package" ShapeID="_x0000_i1026" DrawAspect="Icon" ObjectID="_1803411943" r:id="rId6"/>
+          <o:OLEObject Type="Embed" ProgID="Package" ShapeID="_x0000_i1026" DrawAspect="Icon" ObjectID="_1803419365" r:id="rId6"/>
         </w:object>
       </w:r>
     </w:p>
